--- a/docs/word/10-reporting/05-otchet-o-zavershenii-etapa-0.docx
+++ b/docs/word/10-reporting/05-otchet-o-zavershenii-etapa-0.docx
@@ -63,7 +63,7 @@
           </w:tcPr>
           <w:p>
             <w:r>
-              <w:t>0.1</w:t>
+              <w:t>0.6</w:t>
             </w:r>
           </w:p>
         </w:tc>
@@ -115,7 +115,7 @@
           </w:tcPr>
           <w:p>
             <w:r>
-              <w:t>27.10.2026</w:t>
+              <w:t>30.10.2026</w:t>
             </w:r>
           </w:p>
         </w:tc>
@@ -2529,7 +2529,7 @@
       <w:jc w:val="center"/>
     </w:pPr>
     <w:r>
-      <w:t xml:space="preserve">ЕООП «Школьник» · 0.1 · </w:t>
+      <w:t xml:space="preserve">ЕООП «Школьник» · 0.6 · </w:t>
     </w:r>
     <w:r>
       <w:fldChar w:fldCharType="begin"/>

--- a/docs/word/10-reporting/05-otchet-o-zavershenii-etapa-0.docx
+++ b/docs/word/10-reporting/05-otchet-o-zavershenii-etapa-0.docx
@@ -63,7 +63,7 @@
           </w:tcPr>
           <w:p>
             <w:r>
-              <w:t>0.6</w:t>
+              <w:t>0.7</w:t>
             </w:r>
           </w:p>
         </w:tc>
@@ -464,7 +464,7 @@
                 <w:rFonts w:ascii="Consolas" w:hAnsi="Consolas"/>
                 <w:sz w:val="18"/>
               </w:rPr>
-              <w:t>https://github.com/newvirusadk-cmd/school-platform-v2</w:t>
+              <w:t>https://github.com/ruslanadamcuk5/school-platform-v2</w:t>
             </w:r>
             <w:r>
               <w:rPr>
@@ -942,7 +942,7 @@
           <w:rFonts w:ascii="Consolas" w:hAnsi="Consolas"/>
           <w:sz w:val="18"/>
         </w:rPr>
-        <w:t>newvirusadk-cmd/school-platform-v2</w:t>
+        <w:t>ruslanadamcuk5/school-platform-v2</w:t>
       </w:r>
       <w:r>
         <w:t>.</w:t>
@@ -2529,7 +2529,7 @@
       <w:jc w:val="center"/>
     </w:pPr>
     <w:r>
-      <w:t xml:space="preserve">ЕООП «Школьник» · 0.6 · </w:t>
+      <w:t xml:space="preserve">ЕООП «Школьник» · 0.7 · </w:t>
     </w:r>
     <w:r>
       <w:fldChar w:fldCharType="begin"/>

--- a/docs/word/10-reporting/05-otchet-o-zavershenii-etapa-0.docx
+++ b/docs/word/10-reporting/05-otchet-o-zavershenii-etapa-0.docx
@@ -63,7 +63,7 @@
           </w:tcPr>
           <w:p>
             <w:r>
-              <w:t>0.7</w:t>
+              <w:t>0.7.1</w:t>
             </w:r>
           </w:p>
         </w:tc>
@@ -2529,7 +2529,7 @@
       <w:jc w:val="center"/>
     </w:pPr>
     <w:r>
-      <w:t xml:space="preserve">ЕООП «Школьник» · 0.7 · </w:t>
+      <w:t xml:space="preserve">ЕООП «Школьник» · 0.7.1 · </w:t>
     </w:r>
     <w:r>
       <w:fldChar w:fldCharType="begin"/>

--- a/docs/word/10-reporting/05-otchet-o-zavershenii-etapa-0.docx
+++ b/docs/word/10-reporting/05-otchet-o-zavershenii-etapa-0.docx
@@ -63,7 +63,7 @@
           </w:tcPr>
           <w:p>
             <w:r>
-              <w:t>0.7.1</w:t>
+              <w:t>0.7.2</w:t>
             </w:r>
           </w:p>
         </w:tc>
@@ -2529,7 +2529,7 @@
       <w:jc w:val="center"/>
     </w:pPr>
     <w:r>
-      <w:t xml:space="preserve">ЕООП «Школьник» · 0.7.1 · </w:t>
+      <w:t xml:space="preserve">ЕООП «Школьник» · 0.7.2 · </w:t>
     </w:r>
     <w:r>
       <w:fldChar w:fldCharType="begin"/>

--- a/docs/word/10-reporting/05-otchet-o-zavershenii-etapa-0.docx
+++ b/docs/word/10-reporting/05-otchet-o-zavershenii-etapa-0.docx
@@ -63,7 +63,7 @@
           </w:tcPr>
           <w:p>
             <w:r>
-              <w:t>0.7.2</w:t>
+              <w:t>0.7.3</w:t>
             </w:r>
           </w:p>
         </w:tc>
@@ -2529,7 +2529,7 @@
       <w:jc w:val="center"/>
     </w:pPr>
     <w:r>
-      <w:t xml:space="preserve">ЕООП «Школьник» · 0.7.2 · </w:t>
+      <w:t xml:space="preserve">ЕООП «Школьник» · 0.7.3 · </w:t>
     </w:r>
     <w:r>
       <w:fldChar w:fldCharType="begin"/>
